--- a/Documento Snack rush (1).docx
+++ b/Documento Snack rush (1).docx
@@ -4,7 +4,7 @@
   <w:body>
     <w:p>
       <w:pPr>
-        <w:pStyle w:val="Titre1"/>
+        <w:pStyle w:val="Ttulo1"/>
         <w:jc w:val="center"/>
         <w:rPr>
           <w:rFonts w:ascii="Times New Roman" w:eastAsia="Times New Roman" w:hAnsi="Times New Roman" w:cs="Times New Roman"/>
@@ -37,7 +37,7 @@
     </w:p>
     <w:p>
       <w:pPr>
-        <w:pStyle w:val="Titre1"/>
+        <w:pStyle w:val="Ttulo1"/>
         <w:jc w:val="center"/>
         <w:rPr>
           <w:rFonts w:ascii="Times New Roman" w:eastAsia="Times New Roman" w:hAnsi="Times New Roman" w:cs="Times New Roman"/>
@@ -46,7 +46,7 @@
     </w:p>
     <w:p>
       <w:pPr>
-        <w:pStyle w:val="Titre1"/>
+        <w:pStyle w:val="Ttulo1"/>
         <w:jc w:val="center"/>
         <w:rPr>
           <w:rFonts w:ascii="Times New Roman" w:eastAsia="Times New Roman" w:hAnsi="Times New Roman" w:cs="Times New Roman"/>
@@ -65,7 +65,7 @@
     </w:p>
     <w:p>
       <w:pPr>
-        <w:pStyle w:val="Titre2"/>
+        <w:pStyle w:val="Ttulo2"/>
         <w:jc w:val="center"/>
         <w:rPr>
           <w:rFonts w:ascii="Times New Roman" w:eastAsia="Times New Roman" w:hAnsi="Times New Roman" w:cs="Times New Roman"/>
@@ -80,7 +80,7 @@
     </w:p>
     <w:p>
       <w:pPr>
-        <w:pStyle w:val="Titre2"/>
+        <w:pStyle w:val="Ttulo2"/>
         <w:jc w:val="center"/>
         <w:rPr>
           <w:rFonts w:ascii="Times New Roman" w:eastAsia="Times New Roman" w:hAnsi="Times New Roman" w:cs="Times New Roman"/>
@@ -90,7 +90,25 @@
         <w:rPr>
           <w:rFonts w:ascii="Times New Roman" w:eastAsia="Times New Roman" w:hAnsi="Times New Roman" w:cs="Times New Roman"/>
         </w:rPr>
-        <w:t>CE-1104 Fundamentos de Sistemas Computacionales</w:t>
+        <w:t>CE-110</w:t>
+      </w:r>
+      <w:r>
+        <w:rPr>
+          <w:rFonts w:ascii="Times New Roman" w:eastAsia="Times New Roman" w:hAnsi="Times New Roman" w:cs="Times New Roman"/>
+        </w:rPr>
+        <w:t>1</w:t>
+      </w:r>
+      <w:r>
+        <w:rPr>
+          <w:rFonts w:ascii="Times New Roman" w:eastAsia="Times New Roman" w:hAnsi="Times New Roman" w:cs="Times New Roman"/>
+        </w:rPr>
+        <w:t xml:space="preserve"> </w:t>
+      </w:r>
+      <w:r>
+        <w:rPr>
+          <w:rFonts w:ascii="Times New Roman" w:eastAsia="Times New Roman" w:hAnsi="Times New Roman" w:cs="Times New Roman"/>
+        </w:rPr>
+        <w:t>Introducción a la Programación</w:t>
       </w:r>
     </w:p>
     <w:p>
@@ -103,7 +121,7 @@
     </w:p>
     <w:p>
       <w:pPr>
-        <w:pStyle w:val="Titre1"/>
+        <w:pStyle w:val="Ttulo1"/>
         <w:jc w:val="center"/>
         <w:rPr>
           <w:rFonts w:ascii="Times New Roman" w:eastAsia="Times New Roman" w:hAnsi="Times New Roman" w:cs="Times New Roman"/>
@@ -136,7 +154,7 @@
     </w:p>
     <w:p>
       <w:pPr>
-        <w:pStyle w:val="Titre2"/>
+        <w:pStyle w:val="Ttulo2"/>
         <w:jc w:val="center"/>
         <w:rPr>
           <w:rFonts w:ascii="Times New Roman" w:eastAsia="Times New Roman" w:hAnsi="Times New Roman" w:cs="Times New Roman"/>
@@ -152,19 +170,25 @@
         <w:rPr>
           <w:rFonts w:ascii="Times New Roman" w:eastAsia="Times New Roman" w:hAnsi="Times New Roman" w:cs="Times New Roman"/>
         </w:rPr>
-        <w:t>PROYECTO STRANGER TEC</w:t>
+        <w:t xml:space="preserve">PROYECTO </w:t>
       </w:r>
       <w:r>
         <w:rPr>
           <w:rFonts w:ascii="Times New Roman" w:eastAsia="Times New Roman" w:hAnsi="Times New Roman" w:cs="Times New Roman"/>
         </w:rPr>
+        <w:t>CRAZY SNACK RUSH</w:t>
+      </w:r>
+      <w:r>
+        <w:rPr>
+          <w:rFonts w:ascii="Times New Roman" w:eastAsia="Times New Roman" w:hAnsi="Times New Roman" w:cs="Times New Roman"/>
+        </w:rPr>
         <w:t xml:space="preserve"> </w:t>
       </w:r>
       <w:r>
         <w:rPr>
           <w:rFonts w:ascii="Times New Roman" w:eastAsia="Times New Roman" w:hAnsi="Times New Roman" w:cs="Times New Roman"/>
         </w:rPr>
-        <w:t>II</w:t>
+        <w:t>TEC</w:t>
       </w:r>
       <w:r>
         <w:rPr>
@@ -188,7 +212,7 @@
       </w:pPr>
       <w:r>
         <w:rPr>
-          <w:rStyle w:val="lev"/>
+          <w:rStyle w:val="Fuerte"/>
         </w:rPr>
         <w:t>Estudiante:</w:t>
       </w:r>
@@ -203,7 +227,7 @@
       </w:r>
       <w:r>
         <w:rPr>
-          <w:rStyle w:val="lev"/>
+          <w:rStyle w:val="Fuerte"/>
         </w:rPr>
         <w:t>Profesor:</w:t>
       </w:r>
@@ -221,7 +245,7 @@
       </w:r>
       <w:r>
         <w:rPr>
-          <w:rStyle w:val="lev"/>
+          <w:rStyle w:val="Fuerte"/>
         </w:rPr>
         <w:t>Curso:</w:t>
       </w:r>
@@ -245,7 +269,7 @@
       </w:r>
       <w:r>
         <w:rPr>
-          <w:rStyle w:val="lev"/>
+          <w:rStyle w:val="Fuerte"/>
         </w:rPr>
         <w:t>Fecha de entrega:</w:t>
       </w:r>
@@ -267,42 +291,42 @@
     </w:p>
     <w:p>
       <w:pPr>
-        <w:pStyle w:val="Paragraphedeliste"/>
-      </w:pPr>
-    </w:p>
-    <w:p>
-      <w:pPr>
-        <w:pStyle w:val="Paragraphedeliste"/>
-      </w:pPr>
-    </w:p>
-    <w:p>
-      <w:pPr>
-        <w:pStyle w:val="Paragraphedeliste"/>
-      </w:pPr>
-    </w:p>
-    <w:p>
-      <w:pPr>
-        <w:pStyle w:val="Paragraphedeliste"/>
-      </w:pPr>
-    </w:p>
-    <w:p>
-      <w:pPr>
-        <w:pStyle w:val="Paragraphedeliste"/>
-      </w:pPr>
-    </w:p>
-    <w:p>
-      <w:pPr>
-        <w:pStyle w:val="Paragraphedeliste"/>
-      </w:pPr>
-    </w:p>
-    <w:p>
-      <w:pPr>
-        <w:pStyle w:val="Paragraphedeliste"/>
-      </w:pPr>
-    </w:p>
-    <w:p>
-      <w:pPr>
-        <w:pStyle w:val="Paragraphedeliste"/>
+        <w:pStyle w:val="Prrafodelista"/>
+      </w:pPr>
+    </w:p>
+    <w:p>
+      <w:pPr>
+        <w:pStyle w:val="Prrafodelista"/>
+      </w:pPr>
+    </w:p>
+    <w:p>
+      <w:pPr>
+        <w:pStyle w:val="Prrafodelista"/>
+      </w:pPr>
+    </w:p>
+    <w:p>
+      <w:pPr>
+        <w:pStyle w:val="Prrafodelista"/>
+      </w:pPr>
+    </w:p>
+    <w:p>
+      <w:pPr>
+        <w:pStyle w:val="Prrafodelista"/>
+      </w:pPr>
+    </w:p>
+    <w:p>
+      <w:pPr>
+        <w:pStyle w:val="Prrafodelista"/>
+      </w:pPr>
+    </w:p>
+    <w:p>
+      <w:pPr>
+        <w:pStyle w:val="Prrafodelista"/>
+      </w:pPr>
+    </w:p>
+    <w:p>
+      <w:pPr>
+        <w:pStyle w:val="Prrafodelista"/>
       </w:pPr>
     </w:p>
     <w:p/>
@@ -1278,19 +1302,6 @@
           <w:lang w:val="es-419"/>
         </w:rPr>
       </w:pPr>
-    </w:p>
-    <w:p>
-      <w:pPr>
-        <w:pStyle w:val="NormalWeb"/>
-        <w:spacing w:before="0" w:beforeAutospacing="0" w:after="0" w:afterAutospacing="0"/>
-        <w:jc w:val="both"/>
-        <w:rPr>
-          <w:rFonts w:ascii="Arial" w:hAnsi="Arial" w:cs="Arial"/>
-          <w:b/>
-          <w:bCs/>
-          <w:color w:val="000000"/>
-        </w:rPr>
-      </w:pPr>
       <w:r>
         <w:rPr>
           <w:rFonts w:ascii="Arial" w:hAnsi="Arial" w:cs="Arial"/>
@@ -1301,13 +1312,13 @@
           <w14:ligatures w14:val="standardContextual"/>
         </w:rPr>
         <w:drawing>
-          <wp:anchor distT="0" distB="0" distL="114300" distR="114300" simplePos="0" relativeHeight="251659264" behindDoc="1" locked="0" layoutInCell="1" allowOverlap="1" wp14:anchorId="1132A90C" wp14:editId="735491B6">
+          <wp:anchor distT="0" distB="0" distL="114300" distR="114300" simplePos="0" relativeHeight="251659264" behindDoc="1" locked="0" layoutInCell="1" allowOverlap="1" wp14:anchorId="1132A90C" wp14:editId="1DDBE9CA">
             <wp:simplePos x="0" y="0"/>
             <wp:positionH relativeFrom="column">
-              <wp:posOffset>-284480</wp:posOffset>
+              <wp:posOffset>-281305</wp:posOffset>
             </wp:positionH>
             <wp:positionV relativeFrom="paragraph">
-              <wp:posOffset>0</wp:posOffset>
+              <wp:posOffset>171450</wp:posOffset>
             </wp:positionV>
             <wp:extent cx="5612130" cy="6547485"/>
             <wp:effectExtent l="0" t="0" r="7620" b="5715"/>
@@ -1328,17 +1339,11 @@
               <a:graphicData uri="http://schemas.openxmlformats.org/drawingml/2006/picture">
                 <pic:pic xmlns:pic="http://schemas.openxmlformats.org/drawingml/2006/picture">
                   <pic:nvPicPr>
-                    <pic:cNvPr id="1640810280" name="Imagen 1640810280"/>
+                    <pic:cNvPr id="1640810280" name="Imagen 1"/>
                     <pic:cNvPicPr/>
                   </pic:nvPicPr>
                   <pic:blipFill>
-                    <a:blip r:embed="rId5">
-                      <a:extLst>
-                        <a:ext uri="{28A0092B-C50C-407E-A947-70E740481C1C}">
-                          <a14:useLocalDpi xmlns:a14="http://schemas.microsoft.com/office/drawing/2010/main" val="0"/>
-                        </a:ext>
-                      </a:extLst>
-                    </a:blip>
+                    <a:blip r:embed="rId5"/>
                     <a:stretch>
                       <a:fillRect/>
                     </a:stretch>
@@ -1436,14 +1441,26 @@
           <w:color w:val="000000"/>
         </w:rPr>
       </w:pPr>
-      <w:r>
-        <w:rPr>
-          <w:rFonts w:ascii="Arial" w:hAnsi="Arial" w:cs="Arial"/>
-          <w:b/>
-          <w:bCs/>
-          <w:color w:val="000000"/>
-        </w:rPr>
-        <w:lastRenderedPageBreak/>
+    </w:p>
+    <w:p>
+      <w:pPr>
+        <w:pStyle w:val="NormalWeb"/>
+        <w:spacing w:before="0" w:beforeAutospacing="0" w:after="0" w:afterAutospacing="0"/>
+        <w:jc w:val="both"/>
+        <w:rPr>
+          <w:rFonts w:ascii="Arial" w:hAnsi="Arial" w:cs="Arial"/>
+          <w:b/>
+          <w:bCs/>
+          <w:color w:val="000000"/>
+        </w:rPr>
+      </w:pPr>
+      <w:r>
+        <w:rPr>
+          <w:rFonts w:ascii="Arial" w:hAnsi="Arial" w:cs="Arial"/>
+          <w:b/>
+          <w:bCs/>
+          <w:color w:val="000000"/>
+        </w:rPr>
         <w:t>Conclusiones</w:t>
       </w:r>
     </w:p>
@@ -2596,11 +2613,11 @@
     <w:name w:val="Normal"/>
     <w:qFormat/>
   </w:style>
-  <w:style w:type="paragraph" w:styleId="Titre1">
+  <w:style w:type="paragraph" w:styleId="Ttulo1">
     <w:name w:val="heading 1"/>
     <w:basedOn w:val="Normal"/>
     <w:next w:val="Normal"/>
-    <w:link w:val="Titre1Car"/>
+    <w:link w:val="Ttulo1Car"/>
     <w:uiPriority w:val="9"/>
     <w:qFormat/>
     <w:rsid w:val="00DE4EE0"/>
@@ -2617,11 +2634,11 @@
       <w:szCs w:val="40"/>
     </w:rPr>
   </w:style>
-  <w:style w:type="paragraph" w:styleId="Titre2">
+  <w:style w:type="paragraph" w:styleId="Ttulo2">
     <w:name w:val="heading 2"/>
     <w:basedOn w:val="Normal"/>
     <w:next w:val="Normal"/>
-    <w:link w:val="Titre2Car"/>
+    <w:link w:val="Ttulo2Car"/>
     <w:uiPriority w:val="9"/>
     <w:unhideWhenUsed/>
     <w:qFormat/>
@@ -2639,11 +2656,11 @@
       <w:szCs w:val="32"/>
     </w:rPr>
   </w:style>
-  <w:style w:type="paragraph" w:styleId="Titre3">
+  <w:style w:type="paragraph" w:styleId="Ttulo3">
     <w:name w:val="heading 3"/>
     <w:basedOn w:val="Normal"/>
     <w:next w:val="Normal"/>
-    <w:link w:val="Titre3Car"/>
+    <w:link w:val="Ttulo3Car"/>
     <w:uiPriority w:val="9"/>
     <w:semiHidden/>
     <w:unhideWhenUsed/>
@@ -2662,11 +2679,11 @@
       <w:szCs w:val="28"/>
     </w:rPr>
   </w:style>
-  <w:style w:type="paragraph" w:styleId="Titre4">
+  <w:style w:type="paragraph" w:styleId="Ttulo4">
     <w:name w:val="heading 4"/>
     <w:basedOn w:val="Normal"/>
     <w:next w:val="Normal"/>
-    <w:link w:val="Titre4Car"/>
+    <w:link w:val="Ttulo4Car"/>
     <w:uiPriority w:val="9"/>
     <w:semiHidden/>
     <w:unhideWhenUsed/>
@@ -2685,11 +2702,11 @@
       <w:color w:val="0F4761" w:themeColor="accent1" w:themeShade="BF"/>
     </w:rPr>
   </w:style>
-  <w:style w:type="paragraph" w:styleId="Titre5">
+  <w:style w:type="paragraph" w:styleId="Ttulo5">
     <w:name w:val="heading 5"/>
     <w:basedOn w:val="Normal"/>
     <w:next w:val="Normal"/>
-    <w:link w:val="Titre5Car"/>
+    <w:link w:val="Ttulo5Car"/>
     <w:uiPriority w:val="9"/>
     <w:semiHidden/>
     <w:unhideWhenUsed/>
@@ -2706,11 +2723,11 @@
       <w:color w:val="0F4761" w:themeColor="accent1" w:themeShade="BF"/>
     </w:rPr>
   </w:style>
-  <w:style w:type="paragraph" w:styleId="Titre6">
+  <w:style w:type="paragraph" w:styleId="Ttulo6">
     <w:name w:val="heading 6"/>
     <w:basedOn w:val="Normal"/>
     <w:next w:val="Normal"/>
-    <w:link w:val="Titre6Car"/>
+    <w:link w:val="Ttulo6Car"/>
     <w:uiPriority w:val="9"/>
     <w:semiHidden/>
     <w:unhideWhenUsed/>
@@ -2729,11 +2746,11 @@
       <w:color w:val="595959" w:themeColor="text1" w:themeTint="A6"/>
     </w:rPr>
   </w:style>
-  <w:style w:type="paragraph" w:styleId="Titre7">
+  <w:style w:type="paragraph" w:styleId="Ttulo7">
     <w:name w:val="heading 7"/>
     <w:basedOn w:val="Normal"/>
     <w:next w:val="Normal"/>
-    <w:link w:val="Titre7Car"/>
+    <w:link w:val="Ttulo7Car"/>
     <w:uiPriority w:val="9"/>
     <w:semiHidden/>
     <w:unhideWhenUsed/>
@@ -2750,11 +2767,11 @@
       <w:color w:val="595959" w:themeColor="text1" w:themeTint="A6"/>
     </w:rPr>
   </w:style>
-  <w:style w:type="paragraph" w:styleId="Titre8">
+  <w:style w:type="paragraph" w:styleId="Ttulo8">
     <w:name w:val="heading 8"/>
     <w:basedOn w:val="Normal"/>
     <w:next w:val="Normal"/>
-    <w:link w:val="Titre8Car"/>
+    <w:link w:val="Ttulo8Car"/>
     <w:uiPriority w:val="9"/>
     <w:semiHidden/>
     <w:unhideWhenUsed/>
@@ -2773,11 +2790,11 @@
       <w:color w:val="272727" w:themeColor="text1" w:themeTint="D8"/>
     </w:rPr>
   </w:style>
-  <w:style w:type="paragraph" w:styleId="Titre9">
+  <w:style w:type="paragraph" w:styleId="Ttulo9">
     <w:name w:val="heading 9"/>
     <w:basedOn w:val="Normal"/>
     <w:next w:val="Normal"/>
-    <w:link w:val="Titre9Car"/>
+    <w:link w:val="Ttulo9Car"/>
     <w:uiPriority w:val="9"/>
     <w:semiHidden/>
     <w:unhideWhenUsed/>
@@ -2794,13 +2811,13 @@
       <w:color w:val="272727" w:themeColor="text1" w:themeTint="D8"/>
     </w:rPr>
   </w:style>
-  <w:style w:type="character" w:default="1" w:styleId="Policepardfaut">
+  <w:style w:type="character" w:default="1" w:styleId="Fuentedeprrafopredeter">
     <w:name w:val="Default Paragraph Font"/>
     <w:uiPriority w:val="1"/>
     <w:semiHidden/>
     <w:unhideWhenUsed/>
   </w:style>
-  <w:style w:type="table" w:default="1" w:styleId="TableauNormal">
+  <w:style w:type="table" w:default="1" w:styleId="Tablanormal">
     <w:name w:val="Normal Table"/>
     <w:uiPriority w:val="99"/>
     <w:semiHidden/>
@@ -2815,16 +2832,16 @@
       </w:tblCellMar>
     </w:tblPr>
   </w:style>
-  <w:style w:type="numbering" w:default="1" w:styleId="Aucuneliste">
+  <w:style w:type="numbering" w:default="1" w:styleId="Sinlista">
     <w:name w:val="No List"/>
     <w:uiPriority w:val="99"/>
     <w:semiHidden/>
     <w:unhideWhenUsed/>
   </w:style>
-  <w:style w:type="character" w:customStyle="1" w:styleId="Titre1Car">
-    <w:name w:val="Titre 1 Car"/>
-    <w:basedOn w:val="Policepardfaut"/>
-    <w:link w:val="Titre1"/>
+  <w:style w:type="character" w:customStyle="1" w:styleId="Ttulo1Car">
+    <w:name w:val="Título 1 Car"/>
+    <w:basedOn w:val="Fuentedeprrafopredeter"/>
+    <w:link w:val="Ttulo1"/>
     <w:uiPriority w:val="9"/>
     <w:rsid w:val="00DE4EE0"/>
     <w:rPr>
@@ -2834,10 +2851,10 @@
       <w:szCs w:val="40"/>
     </w:rPr>
   </w:style>
-  <w:style w:type="character" w:customStyle="1" w:styleId="Titre2Car">
-    <w:name w:val="Titre 2 Car"/>
-    <w:basedOn w:val="Policepardfaut"/>
-    <w:link w:val="Titre2"/>
+  <w:style w:type="character" w:customStyle="1" w:styleId="Ttulo2Car">
+    <w:name w:val="Título 2 Car"/>
+    <w:basedOn w:val="Fuentedeprrafopredeter"/>
+    <w:link w:val="Ttulo2"/>
     <w:uiPriority w:val="9"/>
     <w:rsid w:val="00DE4EE0"/>
     <w:rPr>
@@ -2847,10 +2864,10 @@
       <w:szCs w:val="32"/>
     </w:rPr>
   </w:style>
-  <w:style w:type="character" w:customStyle="1" w:styleId="Titre3Car">
-    <w:name w:val="Titre 3 Car"/>
-    <w:basedOn w:val="Policepardfaut"/>
-    <w:link w:val="Titre3"/>
+  <w:style w:type="character" w:customStyle="1" w:styleId="Ttulo3Car">
+    <w:name w:val="Título 3 Car"/>
+    <w:basedOn w:val="Fuentedeprrafopredeter"/>
+    <w:link w:val="Ttulo3"/>
     <w:uiPriority w:val="9"/>
     <w:semiHidden/>
     <w:rsid w:val="00DE4EE0"/>
@@ -2861,10 +2878,10 @@
       <w:szCs w:val="28"/>
     </w:rPr>
   </w:style>
-  <w:style w:type="character" w:customStyle="1" w:styleId="Titre4Car">
-    <w:name w:val="Titre 4 Car"/>
-    <w:basedOn w:val="Policepardfaut"/>
-    <w:link w:val="Titre4"/>
+  <w:style w:type="character" w:customStyle="1" w:styleId="Ttulo4Car">
+    <w:name w:val="Título 4 Car"/>
+    <w:basedOn w:val="Fuentedeprrafopredeter"/>
+    <w:link w:val="Ttulo4"/>
     <w:uiPriority w:val="9"/>
     <w:semiHidden/>
     <w:rsid w:val="00DE4EE0"/>
@@ -2875,10 +2892,10 @@
       <w:color w:val="0F4761" w:themeColor="accent1" w:themeShade="BF"/>
     </w:rPr>
   </w:style>
-  <w:style w:type="character" w:customStyle="1" w:styleId="Titre5Car">
-    <w:name w:val="Titre 5 Car"/>
-    <w:basedOn w:val="Policepardfaut"/>
-    <w:link w:val="Titre5"/>
+  <w:style w:type="character" w:customStyle="1" w:styleId="Ttulo5Car">
+    <w:name w:val="Título 5 Car"/>
+    <w:basedOn w:val="Fuentedeprrafopredeter"/>
+    <w:link w:val="Ttulo5"/>
     <w:uiPriority w:val="9"/>
     <w:semiHidden/>
     <w:rsid w:val="00DE4EE0"/>
@@ -2887,10 +2904,10 @@
       <w:color w:val="0F4761" w:themeColor="accent1" w:themeShade="BF"/>
     </w:rPr>
   </w:style>
-  <w:style w:type="character" w:customStyle="1" w:styleId="Titre6Car">
-    <w:name w:val="Titre 6 Car"/>
-    <w:basedOn w:val="Policepardfaut"/>
-    <w:link w:val="Titre6"/>
+  <w:style w:type="character" w:customStyle="1" w:styleId="Ttulo6Car">
+    <w:name w:val="Título 6 Car"/>
+    <w:basedOn w:val="Fuentedeprrafopredeter"/>
+    <w:link w:val="Ttulo6"/>
     <w:uiPriority w:val="9"/>
     <w:semiHidden/>
     <w:rsid w:val="00DE4EE0"/>
@@ -2901,10 +2918,10 @@
       <w:color w:val="595959" w:themeColor="text1" w:themeTint="A6"/>
     </w:rPr>
   </w:style>
-  <w:style w:type="character" w:customStyle="1" w:styleId="Titre7Car">
-    <w:name w:val="Titre 7 Car"/>
-    <w:basedOn w:val="Policepardfaut"/>
-    <w:link w:val="Titre7"/>
+  <w:style w:type="character" w:customStyle="1" w:styleId="Ttulo7Car">
+    <w:name w:val="Título 7 Car"/>
+    <w:basedOn w:val="Fuentedeprrafopredeter"/>
+    <w:link w:val="Ttulo7"/>
     <w:uiPriority w:val="9"/>
     <w:semiHidden/>
     <w:rsid w:val="00DE4EE0"/>
@@ -2913,10 +2930,10 @@
       <w:color w:val="595959" w:themeColor="text1" w:themeTint="A6"/>
     </w:rPr>
   </w:style>
-  <w:style w:type="character" w:customStyle="1" w:styleId="Titre8Car">
-    <w:name w:val="Titre 8 Car"/>
-    <w:basedOn w:val="Policepardfaut"/>
-    <w:link w:val="Titre8"/>
+  <w:style w:type="character" w:customStyle="1" w:styleId="Ttulo8Car">
+    <w:name w:val="Título 8 Car"/>
+    <w:basedOn w:val="Fuentedeprrafopredeter"/>
+    <w:link w:val="Ttulo8"/>
     <w:uiPriority w:val="9"/>
     <w:semiHidden/>
     <w:rsid w:val="00DE4EE0"/>
@@ -2927,10 +2944,10 @@
       <w:color w:val="272727" w:themeColor="text1" w:themeTint="D8"/>
     </w:rPr>
   </w:style>
-  <w:style w:type="character" w:customStyle="1" w:styleId="Titre9Car">
-    <w:name w:val="Titre 9 Car"/>
-    <w:basedOn w:val="Policepardfaut"/>
-    <w:link w:val="Titre9"/>
+  <w:style w:type="character" w:customStyle="1" w:styleId="Ttulo9Car">
+    <w:name w:val="Título 9 Car"/>
+    <w:basedOn w:val="Fuentedeprrafopredeter"/>
+    <w:link w:val="Ttulo9"/>
     <w:uiPriority w:val="9"/>
     <w:semiHidden/>
     <w:rsid w:val="00DE4EE0"/>
@@ -2939,11 +2956,11 @@
       <w:color w:val="272727" w:themeColor="text1" w:themeTint="D8"/>
     </w:rPr>
   </w:style>
-  <w:style w:type="paragraph" w:styleId="Titre">
+  <w:style w:type="paragraph" w:styleId="Ttulo">
     <w:name w:val="Title"/>
     <w:basedOn w:val="Normal"/>
     <w:next w:val="Normal"/>
-    <w:link w:val="TitreCar"/>
+    <w:link w:val="TtuloCar"/>
     <w:uiPriority w:val="10"/>
     <w:qFormat/>
     <w:rsid w:val="00DE4EE0"/>
@@ -2959,10 +2976,10 @@
       <w:szCs w:val="56"/>
     </w:rPr>
   </w:style>
-  <w:style w:type="character" w:customStyle="1" w:styleId="TitreCar">
-    <w:name w:val="Titre Car"/>
-    <w:basedOn w:val="Policepardfaut"/>
-    <w:link w:val="Titre"/>
+  <w:style w:type="character" w:customStyle="1" w:styleId="TtuloCar">
+    <w:name w:val="Título Car"/>
+    <w:basedOn w:val="Fuentedeprrafopredeter"/>
+    <w:link w:val="Ttulo"/>
     <w:uiPriority w:val="10"/>
     <w:rsid w:val="00DE4EE0"/>
     <w:rPr>
@@ -2973,11 +2990,11 @@
       <w:szCs w:val="56"/>
     </w:rPr>
   </w:style>
-  <w:style w:type="paragraph" w:styleId="Sous-titre">
+  <w:style w:type="paragraph" w:styleId="Subttulo">
     <w:name w:val="Subtitle"/>
     <w:basedOn w:val="Normal"/>
     <w:next w:val="Normal"/>
-    <w:link w:val="Sous-titreCar"/>
+    <w:link w:val="SubttuloCar"/>
     <w:uiPriority w:val="11"/>
     <w:qFormat/>
     <w:rsid w:val="00DE4EE0"/>
@@ -2994,10 +3011,10 @@
       <w:szCs w:val="28"/>
     </w:rPr>
   </w:style>
-  <w:style w:type="character" w:customStyle="1" w:styleId="Sous-titreCar">
-    <w:name w:val="Sous-titre Car"/>
-    <w:basedOn w:val="Policepardfaut"/>
-    <w:link w:val="Sous-titre"/>
+  <w:style w:type="character" w:customStyle="1" w:styleId="SubttuloCar">
+    <w:name w:val="Subtítulo Car"/>
+    <w:basedOn w:val="Fuentedeprrafopredeter"/>
+    <w:link w:val="Subttulo"/>
     <w:uiPriority w:val="11"/>
     <w:rsid w:val="00DE4EE0"/>
     <w:rPr>
@@ -3008,11 +3025,11 @@
       <w:szCs w:val="28"/>
     </w:rPr>
   </w:style>
-  <w:style w:type="paragraph" w:styleId="Citation">
+  <w:style w:type="paragraph" w:styleId="Cita">
     <w:name w:val="Quote"/>
     <w:basedOn w:val="Normal"/>
     <w:next w:val="Normal"/>
-    <w:link w:val="CitationCar"/>
+    <w:link w:val="CitaCar"/>
     <w:uiPriority w:val="29"/>
     <w:qFormat/>
     <w:rsid w:val="00DE4EE0"/>
@@ -3026,10 +3043,10 @@
       <w:color w:val="404040" w:themeColor="text1" w:themeTint="BF"/>
     </w:rPr>
   </w:style>
-  <w:style w:type="character" w:customStyle="1" w:styleId="CitationCar">
-    <w:name w:val="Citation Car"/>
-    <w:basedOn w:val="Policepardfaut"/>
-    <w:link w:val="Citation"/>
+  <w:style w:type="character" w:customStyle="1" w:styleId="CitaCar">
+    <w:name w:val="Cita Car"/>
+    <w:basedOn w:val="Fuentedeprrafopredeter"/>
+    <w:link w:val="Cita"/>
     <w:uiPriority w:val="29"/>
     <w:rsid w:val="00DE4EE0"/>
     <w:rPr>
@@ -3038,7 +3055,7 @@
       <w:color w:val="404040" w:themeColor="text1" w:themeTint="BF"/>
     </w:rPr>
   </w:style>
-  <w:style w:type="paragraph" w:styleId="Paragraphedeliste">
+  <w:style w:type="paragraph" w:styleId="Prrafodelista">
     <w:name w:val="List Paragraph"/>
     <w:basedOn w:val="Normal"/>
     <w:uiPriority w:val="34"/>
@@ -3049,9 +3066,9 @@
       <w:contextualSpacing/>
     </w:pPr>
   </w:style>
-  <w:style w:type="character" w:styleId="Accentuationintense">
+  <w:style w:type="character" w:styleId="nfasisintenso">
     <w:name w:val="Intense Emphasis"/>
-    <w:basedOn w:val="Policepardfaut"/>
+    <w:basedOn w:val="Fuentedeprrafopredeter"/>
     <w:uiPriority w:val="21"/>
     <w:qFormat/>
     <w:rsid w:val="00DE4EE0"/>
@@ -3061,11 +3078,11 @@
       <w:color w:val="0F4761" w:themeColor="accent1" w:themeShade="BF"/>
     </w:rPr>
   </w:style>
-  <w:style w:type="paragraph" w:styleId="Citationintense">
+  <w:style w:type="paragraph" w:styleId="Citadestacada">
     <w:name w:val="Intense Quote"/>
     <w:basedOn w:val="Normal"/>
     <w:next w:val="Normal"/>
-    <w:link w:val="CitationintenseCar"/>
+    <w:link w:val="CitadestacadaCar"/>
     <w:uiPriority w:val="30"/>
     <w:qFormat/>
     <w:rsid w:val="00DE4EE0"/>
@@ -3084,10 +3101,10 @@
       <w:color w:val="0F4761" w:themeColor="accent1" w:themeShade="BF"/>
     </w:rPr>
   </w:style>
-  <w:style w:type="character" w:customStyle="1" w:styleId="CitationintenseCar">
-    <w:name w:val="Citation intense Car"/>
-    <w:basedOn w:val="Policepardfaut"/>
-    <w:link w:val="Citationintense"/>
+  <w:style w:type="character" w:customStyle="1" w:styleId="CitadestacadaCar">
+    <w:name w:val="Cita destacada Car"/>
+    <w:basedOn w:val="Fuentedeprrafopredeter"/>
+    <w:link w:val="Citadestacada"/>
     <w:uiPriority w:val="30"/>
     <w:rsid w:val="00DE4EE0"/>
     <w:rPr>
@@ -3096,9 +3113,9 @@
       <w:color w:val="0F4761" w:themeColor="accent1" w:themeShade="BF"/>
     </w:rPr>
   </w:style>
-  <w:style w:type="character" w:styleId="Rfrenceintense">
+  <w:style w:type="character" w:styleId="Referenciaintensa">
     <w:name w:val="Intense Reference"/>
-    <w:basedOn w:val="Policepardfaut"/>
+    <w:basedOn w:val="Fuentedeprrafopredeter"/>
     <w:uiPriority w:val="32"/>
     <w:qFormat/>
     <w:rsid w:val="00DE4EE0"/>
@@ -3125,9 +3142,9 @@
       <w14:ligatures w14:val="none"/>
     </w:rPr>
   </w:style>
-  <w:style w:type="character" w:styleId="lev">
+  <w:style w:type="character" w:styleId="Fuerte">
     <w:name w:val="Strong"/>
-    <w:basedOn w:val="Policepardfaut"/>
+    <w:basedOn w:val="Fuentedeprrafopredeter"/>
     <w:uiPriority w:val="22"/>
     <w:qFormat/>
     <w:rsid w:val="00083523"/>
@@ -3136,9 +3153,9 @@
       <w:bCs/>
     </w:rPr>
   </w:style>
-  <w:style w:type="table" w:styleId="Grilledutableau">
+  <w:style w:type="table" w:styleId="Tablaconcuadrcula">
     <w:name w:val="Table Grid"/>
-    <w:basedOn w:val="TableauNormal"/>
+    <w:basedOn w:val="Tablanormal"/>
     <w:uiPriority w:val="39"/>
     <w:rsid w:val="00806B65"/>
     <w:pPr>
